--- a/Assign3_Paula_Moreno.docx
+++ b/Assign3_Paula_Moreno.docx
@@ -4,7 +4,7 @@
   <w:body>
     <w:sdt>
       <w:sdtPr>
-        <w:id w:val="465239881"/>
+        <w:id w:val="-58170269"/>
         <w:docPartObj>
           <w:docPartGallery w:val="Cover Pages"/>
           <w:docPartUnique/>
@@ -13,6 +13,8 @@
       <w:sdtEndPr>
         <w:rPr>
           <w:rFonts w:ascii="Times New Roman" w:eastAsia="Times New Roman" w:hAnsi="Times New Roman" w:cs="Times New Roman"/>
+          <w:b/>
+          <w:bCs/>
           <w:sz w:val="24"/>
           <w:szCs w:val="24"/>
           <w:lang w:val="en-CO" w:eastAsia="en-US"/>
@@ -30,7 +32,7 @@
             <mc:AlternateContent>
               <mc:Choice Requires="wpg">
                 <w:drawing>
-                  <wp:anchor distT="0" distB="0" distL="114300" distR="114300" simplePos="0" relativeHeight="251659264" behindDoc="1" locked="0" layoutInCell="1" allowOverlap="1" wp14:anchorId="27F64190" wp14:editId="2D3E06E2">
+                  <wp:anchor distT="0" distB="0" distL="114300" distR="114300" simplePos="0" relativeHeight="251659264" behindDoc="1" locked="0" layoutInCell="1" allowOverlap="1" wp14:anchorId="74AAE0F1" wp14:editId="5A8471B0">
                     <wp:simplePos x="0" y="0"/>
                     <mc:AlternateContent>
                       <mc:Choice Requires="wp14">
@@ -3434,7 +3436,7 @@
               </mc:Choice>
               <mc:Fallback>
                 <w:pict>
-                  <v:group w14:anchorId="27F64190" id="Group 60" o:spid="_x0000_s1026" style="position:absolute;margin-left:0;margin-top:0;width:172.8pt;height:718.55pt;z-index:-251657216;mso-width-percent:330;mso-height-percent:950;mso-left-percent:40;mso-position-horizontal-relative:page;mso-position-vertical:center;mso-position-vertical-relative:page;mso-width-percent:330;mso-height-percent:950;mso-left-percent:40" coordsize="21945,91257" o:gfxdata="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">
+                  <v:group w14:anchorId="74AAE0F1" id="Group 60" o:spid="_x0000_s1026" style="position:absolute;margin-left:0;margin-top:0;width:172.8pt;height:718.55pt;z-index:-251657216;mso-width-percent:330;mso-height-percent:950;mso-left-percent:40;mso-position-horizontal-relative:page;mso-position-vertical:center;mso-position-vertical-relative:page;mso-width-percent:330;mso-height-percent:950;mso-left-percent:40" coordsize="21945,91257" o:gfxdata="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">
                     <v:rect id="Rectangle 3" o:spid="_x0000_s1027" style="position:absolute;width:1945;height:91257;visibility:visible;mso-wrap-style:square;v-text-anchor:middle" o:gfxdata="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" fillcolor="#0e2841 [3215]" stroked="f" strokeweight="1.5pt"/>
                     <v:shapetype id="_x0000_t15" coordsize="21600,21600" o:spt="15" adj="16200" path="m@0,l,,,21600@0,21600,21600,10800xe">
                       <v:stroke joinstyle="miter"/>
@@ -3605,7 +3607,7 @@
             <mc:AlternateContent>
               <mc:Choice Requires="wps">
                 <w:drawing>
-                  <wp:anchor distT="0" distB="0" distL="114300" distR="114300" simplePos="0" relativeHeight="251661312" behindDoc="0" locked="0" layoutInCell="1" allowOverlap="1" wp14:anchorId="3F9AD036" wp14:editId="09B95A3D">
+                  <wp:anchor distT="0" distB="0" distL="114300" distR="114300" simplePos="0" relativeHeight="251661312" behindDoc="0" locked="0" layoutInCell="1" allowOverlap="1" wp14:anchorId="260A5B9C" wp14:editId="76692E02">
                     <wp:simplePos x="0" y="0"/>
                     <mc:AlternateContent>
                       <mc:Choice Requires="wp14">
@@ -3632,7 +3634,7 @@
                       </mc:Fallback>
                     </mc:AlternateContent>
                     <wp:extent cx="3657600" cy="365760"/>
-                    <wp:effectExtent l="0" t="0" r="7620" b="5080"/>
+                    <wp:effectExtent l="0" t="0" r="0" b="0"/>
                     <wp:wrapNone/>
                     <wp:docPr id="32" name="Text Box 62"/>
                     <wp:cNvGraphicFramePr/>
@@ -3772,7 +3774,7 @@
               </mc:Choice>
               <mc:Fallback>
                 <w:pict>
-                  <v:shapetype w14:anchorId="3F9AD036" id="_x0000_t202" coordsize="21600,21600" o:spt="202" path="m,l,21600r21600,l21600,xe">
+                  <v:shapetype w14:anchorId="260A5B9C" id="_x0000_t202" coordsize="21600,21600" o:spt="202" path="m,l,21600r21600,l21600,xe">
                     <v:stroke joinstyle="miter"/>
                     <v:path gradientshapeok="t" o:connecttype="rect"/>
                   </v:shapetype>
@@ -3867,11 +3869,6 @@
               </mc:Fallback>
             </mc:AlternateContent>
           </w:r>
-        </w:p>
-        <w:p>
-          <w:pPr>
-            <w:spacing w:after="160" w:line="278" w:lineRule="auto"/>
-          </w:pPr>
           <w:r>
             <w:rPr>
               <w:noProof/>
@@ -3879,16 +3876,34 @@
             <mc:AlternateContent>
               <mc:Choice Requires="wps">
                 <w:drawing>
-                  <wp:anchor distT="0" distB="0" distL="114300" distR="114300" simplePos="0" relativeHeight="251660288" behindDoc="0" locked="0" layoutInCell="1" allowOverlap="1" wp14:anchorId="7A410FCD" wp14:editId="6505E0F8">
+                  <wp:anchor distT="0" distB="0" distL="114300" distR="114300" simplePos="0" relativeHeight="251660288" behindDoc="0" locked="0" layoutInCell="1" allowOverlap="1" wp14:anchorId="3C1707BA" wp14:editId="5A902DEE">
                     <wp:simplePos x="0" y="0"/>
-                    <wp:positionH relativeFrom="page">
-                      <wp:posOffset>3262184</wp:posOffset>
-                    </wp:positionH>
-                    <wp:positionV relativeFrom="page">
-                      <wp:posOffset>1754659</wp:posOffset>
-                    </wp:positionV>
-                    <wp:extent cx="4028302" cy="1069340"/>
-                    <wp:effectExtent l="0" t="0" r="0" b="0"/>
+                    <mc:AlternateContent>
+                      <mc:Choice Requires="wp14">
+                        <wp:positionH relativeFrom="page">
+                          <wp14:pctPosHOffset>42000</wp14:pctPosHOffset>
+                        </wp:positionH>
+                      </mc:Choice>
+                      <mc:Fallback>
+                        <wp:positionH relativeFrom="page">
+                          <wp:posOffset>3263900</wp:posOffset>
+                        </wp:positionH>
+                      </mc:Fallback>
+                    </mc:AlternateContent>
+                    <mc:AlternateContent>
+                      <mc:Choice Requires="wp14">
+                        <wp:positionV relativeFrom="page">
+                          <wp14:pctPosVOffset>17500</wp14:pctPosVOffset>
+                        </wp:positionV>
+                      </mc:Choice>
+                      <mc:Fallback>
+                        <wp:positionV relativeFrom="page">
+                          <wp:posOffset>1760220</wp:posOffset>
+                        </wp:positionV>
+                      </mc:Fallback>
+                    </mc:AlternateContent>
+                    <wp:extent cx="3657600" cy="1069848"/>
+                    <wp:effectExtent l="0" t="0" r="7620" b="635"/>
                     <wp:wrapNone/>
                     <wp:docPr id="1" name="Text Box 64"/>
                     <wp:cNvGraphicFramePr/>
@@ -3899,7 +3914,7 @@
                           <wps:spPr>
                             <a:xfrm>
                               <a:off x="0" y="0"/>
-                              <a:ext cx="4028302" cy="1069340"/>
+                              <a:ext cx="3657600" cy="1069848"/>
                             </a:xfrm>
                             <a:prstGeom prst="rect">
                               <a:avLst/>
@@ -3930,21 +3945,20 @@
                                 <w:pPr>
                                   <w:pStyle w:val="NoSpacing"/>
                                   <w:rPr>
-                                    <w:rFonts w:ascii="Baskerville Old Face" w:eastAsiaTheme="majorEastAsia" w:hAnsi="Baskerville Old Face" w:cstheme="majorBidi"/>
+                                    <w:rFonts w:asciiTheme="majorHAnsi" w:eastAsiaTheme="majorEastAsia" w:hAnsiTheme="majorHAnsi" w:cstheme="majorBidi"/>
                                     <w:color w:val="262626" w:themeColor="text1" w:themeTint="D9"/>
                                     <w:sz w:val="72"/>
-                                    <w:szCs w:val="72"/>
                                   </w:rPr>
                                 </w:pPr>
                                 <w:sdt>
                                   <w:sdtPr>
                                     <w:rPr>
-                                      <w:rStyle w:val="Heading1Char"/>
                                       <w:rFonts w:ascii="Baskerville Old Face" w:hAnsi="Baskerville Old Face"/>
                                       <w:b/>
                                       <w:bCs/>
-                                      <w:sz w:val="72"/>
-                                      <w:szCs w:val="72"/>
+                                      <w:color w:val="0F4761"/>
+                                      <w:sz w:val="54"/>
+                                      <w:szCs w:val="54"/>
                                     </w:rPr>
                                     <w:alias w:val="Title"/>
                                     <w:tag w:val=""/>
@@ -3955,12 +3969,12 @@
                                   <w:sdtContent>
                                     <w:r>
                                       <w:rPr>
-                                        <w:rStyle w:val="Heading1Char"/>
                                         <w:rFonts w:ascii="Baskerville Old Face" w:hAnsi="Baskerville Old Face"/>
                                         <w:b/>
                                         <w:bCs/>
-                                        <w:sz w:val="72"/>
-                                        <w:szCs w:val="72"/>
+                                        <w:color w:val="0F4761"/>
+                                        <w:sz w:val="54"/>
+                                        <w:szCs w:val="54"/>
                                       </w:rPr>
                                       <w:t>Private Hospital Insurance in Australia: Long-Term Trends and Individual Determinants of Uptake</w:t>
                                     </w:r>
@@ -4013,7 +4027,7 @@
                       </a:graphicData>
                     </a:graphic>
                     <wp14:sizeRelH relativeFrom="page">
-                      <wp14:pctWidth>0</wp14:pctWidth>
+                      <wp14:pctWidth>45000</wp14:pctWidth>
                     </wp14:sizeRelH>
                     <wp14:sizeRelV relativeFrom="margin">
                       <wp14:pctHeight>0</wp14:pctHeight>
@@ -4023,28 +4037,27 @@
               </mc:Choice>
               <mc:Fallback>
                 <w:pict>
-                  <v:shape w14:anchorId="7A410FCD" id="Text Box 64" o:spid="_x0000_s1056" type="#_x0000_t202" style="position:absolute;margin-left:256.85pt;margin-top:138.15pt;width:317.2pt;height:84.2pt;z-index:251660288;visibility:visible;mso-wrap-style:square;mso-width-percent:0;mso-height-percent:0;mso-wrap-distance-left:9pt;mso-wrap-distance-top:0;mso-wrap-distance-right:9pt;mso-wrap-distance-bottom:0;mso-position-horizontal:absolute;mso-position-horizontal-relative:page;mso-position-vertical:absolute;mso-position-vertical-relative:page;mso-width-percent:0;mso-height-percent:0;mso-width-relative:page;mso-height-relative:margin;v-text-anchor:top" o:gfxdata="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" filled="f" stroked="f" strokeweight=".5pt">
+                  <v:shape w14:anchorId="3C1707BA" id="Text Box 64" o:spid="_x0000_s1056" type="#_x0000_t202" style="position:absolute;margin-left:0;margin-top:0;width:4in;height:84.25pt;z-index:251660288;visibility:visible;mso-wrap-style:square;mso-width-percent:450;mso-height-percent:0;mso-left-percent:420;mso-top-percent:175;mso-wrap-distance-left:9pt;mso-wrap-distance-top:0;mso-wrap-distance-right:9pt;mso-wrap-distance-bottom:0;mso-position-horizontal-relative:page;mso-position-vertical-relative:page;mso-width-percent:450;mso-height-percent:0;mso-left-percent:420;mso-top-percent:175;mso-width-relative:page;mso-height-relative:margin;v-text-anchor:top" o:gfxdata="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" filled="f" stroked="f" strokeweight=".5pt">
                     <v:textbox style="mso-fit-shape-to-text:t" inset="0,0,0,0">
                       <w:txbxContent>
                         <w:p>
                           <w:pPr>
                             <w:pStyle w:val="NoSpacing"/>
                             <w:rPr>
-                              <w:rFonts w:ascii="Baskerville Old Face" w:eastAsiaTheme="majorEastAsia" w:hAnsi="Baskerville Old Face" w:cstheme="majorBidi"/>
+                              <w:rFonts w:asciiTheme="majorHAnsi" w:eastAsiaTheme="majorEastAsia" w:hAnsiTheme="majorHAnsi" w:cstheme="majorBidi"/>
                               <w:color w:val="262626" w:themeColor="text1" w:themeTint="D9"/>
                               <w:sz w:val="72"/>
-                              <w:szCs w:val="72"/>
                             </w:rPr>
                           </w:pPr>
                           <w:sdt>
                             <w:sdtPr>
                               <w:rPr>
-                                <w:rStyle w:val="Heading1Char"/>
                                 <w:rFonts w:ascii="Baskerville Old Face" w:hAnsi="Baskerville Old Face"/>
                                 <w:b/>
                                 <w:bCs/>
-                                <w:sz w:val="72"/>
-                                <w:szCs w:val="72"/>
+                                <w:color w:val="0F4761"/>
+                                <w:sz w:val="54"/>
+                                <w:szCs w:val="54"/>
                               </w:rPr>
                               <w:alias w:val="Title"/>
                               <w:tag w:val=""/>
@@ -4055,12 +4068,12 @@
                             <w:sdtContent>
                               <w:r>
                                 <w:rPr>
-                                  <w:rStyle w:val="Heading1Char"/>
                                   <w:rFonts w:ascii="Baskerville Old Face" w:hAnsi="Baskerville Old Face"/>
                                   <w:b/>
                                   <w:bCs/>
-                                  <w:sz w:val="72"/>
-                                  <w:szCs w:val="72"/>
+                                  <w:color w:val="0F4761"/>
+                                  <w:sz w:val="54"/>
+                                  <w:szCs w:val="54"/>
                                 </w:rPr>
                                 <w:t>Private Hospital Insurance in Australia: Long-Term Trends and Individual Determinants of Uptake</w:t>
                               </w:r>
@@ -4109,7 +4122,16 @@
               </mc:Fallback>
             </mc:AlternateContent>
           </w:r>
+        </w:p>
+        <w:p>
+          <w:pPr>
+            <w:spacing w:after="160" w:line="278" w:lineRule="auto"/>
+          </w:pPr>
           <w:r>
+            <w:rPr>
+              <w:b/>
+              <w:bCs/>
+            </w:rPr>
             <w:br w:type="page"/>
           </w:r>
         </w:p>
@@ -4117,6 +4139,15 @@
     </w:sdt>
     <w:sdt>
       <w:sdtPr>
+        <w:rPr>
+          <w:rFonts w:ascii="Times New Roman" w:eastAsia="Times New Roman" w:hAnsi="Times New Roman" w:cs="Times New Roman"/>
+          <w:b w:val="0"/>
+          <w:bCs w:val="0"/>
+          <w:color w:val="auto"/>
+          <w:sz w:val="24"/>
+          <w:szCs w:val="24"/>
+          <w:lang w:val="en-CO"/>
+        </w:rPr>
         <w:id w:val="-574590690"/>
         <w:docPartObj>
           <w:docPartGallery w:val="Table of Contents"/>
@@ -4125,12 +4156,7 @@
       </w:sdtPr>
       <w:sdtEndPr>
         <w:rPr>
-          <w:rFonts w:ascii="Times New Roman" w:eastAsia="Times New Roman" w:hAnsi="Times New Roman" w:cs="Times New Roman"/>
           <w:noProof/>
-          <w:color w:val="auto"/>
-          <w:sz w:val="24"/>
-          <w:szCs w:val="24"/>
-          <w:lang w:val="en-CO"/>
         </w:rPr>
       </w:sdtEndPr>
       <w:sdtContent>
@@ -5854,27 +5880,7 @@
           <w:szCs w:val="24"/>
           <w:lang w:val="en-US"/>
         </w:rPr>
-        <w:t xml:space="preserve">The present study aims to </w:t>
-      </w:r>
-      <w:r>
-        <w:rPr>
-          <w:rFonts w:ascii="Times New Roman" w:eastAsia="Times New Roman" w:hAnsi="Times New Roman" w:cs="Times New Roman"/>
-          <w:color w:val="auto"/>
-          <w:sz w:val="24"/>
-          <w:szCs w:val="24"/>
-          <w:lang w:val="en-US"/>
-        </w:rPr>
-        <w:t>investigate</w:t>
-      </w:r>
-      <w:r>
-        <w:rPr>
-          <w:rFonts w:ascii="Times New Roman" w:eastAsia="Times New Roman" w:hAnsi="Times New Roman" w:cs="Times New Roman"/>
-          <w:color w:val="auto"/>
-          <w:sz w:val="24"/>
-          <w:szCs w:val="24"/>
-          <w:lang w:val="en-US"/>
-        </w:rPr>
-        <w:t xml:space="preserve"> whether there has been any reduction in the number of PHI memberships and coverage ratios before the outbreak of the pandemic; see the different trends between age groups; analyze the behavior of the market during and post-pandemic; and determine the sustainability of the market. </w:t>
+        <w:t xml:space="preserve">The present study aims to investigate whether there has been any reduction in the number of PHI memberships and coverage ratios before the outbreak of the pandemic; see the different trends between age groups; analyze the behavior of the market during and post-pandemic; and determine the sustainability of the market. </w:t>
       </w:r>
     </w:p>
     <w:p>
@@ -6028,7 +6034,7 @@
           <w:lang w:val="en-US"/>
         </w:rPr>
         <w:drawing>
-          <wp:inline distT="0" distB="0" distL="0" distR="0" wp14:anchorId="5C8CD1BD" wp14:editId="0B24B8B2">
+          <wp:inline distT="0" distB="0" distL="0" distR="0" wp14:anchorId="5C8CD1BD" wp14:editId="37AAFB43">
             <wp:extent cx="2653748" cy="2092378"/>
             <wp:effectExtent l="0" t="0" r="635" b="3175"/>
             <wp:docPr id="1290987559" name="Picture 2"/>
@@ -6571,31 +6577,7 @@
         <w:rPr>
           <w:lang w:val="en-US"/>
         </w:rPr>
-        <w:t xml:space="preserve"> &amp; Yong, 2005). The Medicare Levy Surcharge (MLS), introduced on 1 July 1997, imposed an additional tax on higher-income earners without PHI. The 30% PHI Rebate, introduced on 1 January 1999, </w:t>
-      </w:r>
-      <w:r>
-        <w:rPr>
-          <w:lang w:val="en-US"/>
-        </w:rPr>
-        <w:t>subsidized</w:t>
-      </w:r>
-      <w:r>
-        <w:rPr>
-          <w:lang w:val="en-US"/>
-        </w:rPr>
-        <w:t xml:space="preserve"> premium payments for all Australians. The Lifetime Health Cover (LHC) loading, introduced on 1 July 2000, </w:t>
-      </w:r>
-      <w:r>
-        <w:rPr>
-          <w:lang w:val="en-US"/>
-        </w:rPr>
-        <w:t>penalized</w:t>
-      </w:r>
-      <w:r>
-        <w:rPr>
-          <w:lang w:val="en-US"/>
-        </w:rPr>
-        <w:t xml:space="preserve"> individuals who delayed purchasing PHI beyond age 30. Within three years, membership rose from approximately 6 million to 8.8 million a 45% increase.</w:t>
+        <w:t xml:space="preserve"> &amp; Yong, 2005). The Medicare Levy Surcharge (MLS), introduced on 1 July 1997, imposed an additional tax on higher-income earners without PHI. The 30% PHI Rebate, introduced on 1 January 1999, subsidized premium payments for all Australians. The Lifetime Health Cover (LHC) loading, introduced on 1 July 2000, penalized individuals who delayed purchasing PHI beyond age 30. Within three years, membership rose from approximately 6 million to 8.8 million a 45% increase.</w:t>
       </w:r>
     </w:p>
     <w:p>
@@ -6757,10 +6739,7 @@
       </w:r>
       <w:proofErr w:type="spellEnd"/>
       <w:r>
-        <w:t>ncentivising private cover reduces pressure and waiting times on the public system</w:t>
-      </w:r>
-      <w:r>
-        <w:t>.</w:t>
+        <w:t>ncentivising private cover reduces pressure and waiting times on the public system.</w:t>
       </w:r>
       <w:r>
         <w:rPr>
@@ -7824,17 +7803,7 @@
           <w:sz w:val="24"/>
           <w:szCs w:val="24"/>
         </w:rPr>
-        <w:t>S</w:t>
-      </w:r>
-      <w:r>
-        <w:rPr>
-          <w:rFonts w:ascii="Times New Roman" w:hAnsi="Times New Roman" w:cs="Times New Roman"/>
-          <w:b/>
-          <w:bCs/>
-          <w:sz w:val="24"/>
-          <w:szCs w:val="24"/>
-        </w:rPr>
-        <w:t>tatistical model to analyse PHI uptake and assess the influence of relevant factors.</w:t>
+        <w:t>Statistical model to analyse PHI uptake and assess the influence of relevant factors.</w:t>
       </w:r>
       <w:bookmarkEnd w:id="9"/>
     </w:p>
@@ -7878,52 +7847,7 @@
           <w:sz w:val="24"/>
           <w:szCs w:val="24"/>
         </w:rPr>
-        <w:t>Section 2.1</w:t>
-      </w:r>
-      <w:r>
-        <w:rPr>
-          <w:rStyle w:val="Strong"/>
-          <w:rFonts w:ascii="Times New Roman" w:hAnsi="Times New Roman" w:cs="Times New Roman"/>
-          <w:sz w:val="24"/>
-          <w:szCs w:val="24"/>
-        </w:rPr>
-        <w:t xml:space="preserve">: </w:t>
-      </w:r>
-      <w:r>
-        <w:rPr>
-          <w:rStyle w:val="Strong"/>
-          <w:rFonts w:ascii="Times New Roman" w:hAnsi="Times New Roman" w:cs="Times New Roman"/>
-          <w:sz w:val="24"/>
-          <w:szCs w:val="24"/>
-        </w:rPr>
-        <w:t xml:space="preserve"> Regression Model</w:t>
-      </w:r>
-      <w:r>
-        <w:rPr>
-          <w:rStyle w:val="Strong"/>
-          <w:rFonts w:ascii="Times New Roman" w:hAnsi="Times New Roman" w:cs="Times New Roman"/>
-          <w:sz w:val="24"/>
-          <w:szCs w:val="24"/>
-        </w:rPr>
-        <w:t xml:space="preserve">, </w:t>
-      </w:r>
-      <w:r>
-        <w:rPr>
-          <w:rStyle w:val="Strong"/>
-          <w:rFonts w:ascii="Times New Roman" w:hAnsi="Times New Roman" w:cs="Times New Roman"/>
-          <w:sz w:val="24"/>
-          <w:szCs w:val="24"/>
-        </w:rPr>
-        <w:t xml:space="preserve"> Determinants of PHI Uptake</w:t>
-      </w:r>
-      <w:r>
-        <w:rPr>
-          <w:rStyle w:val="Strong"/>
-          <w:rFonts w:ascii="Times New Roman" w:hAnsi="Times New Roman" w:cs="Times New Roman"/>
-          <w:sz w:val="24"/>
-          <w:szCs w:val="24"/>
-        </w:rPr>
-        <w:t>.</w:t>
+        <w:t>Section 2.1:  Regression Model,  Determinants of PHI Uptake.</w:t>
       </w:r>
       <w:bookmarkEnd w:id="10"/>
     </w:p>
@@ -7933,58 +7857,25 @@
         <w:jc w:val="both"/>
       </w:pPr>
       <w:r>
-        <w:t>This section estimates the linear regression model for explaining</w:t>
+        <w:t xml:space="preserve">This section estimates the linear regression model for explaining PHI uptake at the individual level. The dependent variable is PHI, which is binary (1 if the individual holds PHI, 0 otherwise), so the model (LPM) </w:t>
+      </w:r>
+      <w:r>
+        <w:t>will</w:t>
+      </w:r>
+      <w:r>
+        <w:t xml:space="preserve"> estimate</w:t>
       </w:r>
       <w:r>
         <w:t xml:space="preserve"> </w:t>
       </w:r>
       <w:r>
-        <w:t xml:space="preserve">PHI uptake at the individual level. The dependent variable is </w:t>
-      </w:r>
-      <w:r>
-        <w:t xml:space="preserve">PHI, which is </w:t>
-      </w:r>
-      <w:r>
-        <w:t>binary (1 if the</w:t>
-      </w:r>
-      <w:r>
-        <w:t xml:space="preserve"> </w:t>
-      </w:r>
-      <w:r>
-        <w:t>individual holds PHI, 0 otherwise)</w:t>
-      </w:r>
-      <w:r>
-        <w:t xml:space="preserve">, </w:t>
-      </w:r>
-      <w:r>
-        <w:t>so the model (LPM</w:t>
-      </w:r>
-      <w:r>
-        <w:t xml:space="preserve">) </w:t>
-      </w:r>
-      <w:r>
-        <w:t>will</w:t>
-      </w:r>
-      <w:r>
-        <w:t xml:space="preserve"> estimate</w:t>
-      </w:r>
-      <w:r>
-        <w:t xml:space="preserve"> </w:t>
-      </w:r>
-      <w:r>
         <w:t xml:space="preserve">coefficients </w:t>
       </w:r>
       <w:r>
         <w:t xml:space="preserve">that </w:t>
       </w:r>
       <w:r>
-        <w:t>are</w:t>
-      </w:r>
-      <w:r>
-        <w:t xml:space="preserve"> </w:t>
-      </w:r>
-      <w:r>
-        <w:t>interpreted as changes in the probability of holding PHI</w:t>
+        <w:t>are interpreted as changes in the probability of holding PHI</w:t>
       </w:r>
       <w:r>
         <w:t xml:space="preserve">. </w:t>
@@ -8796,7 +8687,7 @@
           <w14:ligatures w14:val="standardContextual"/>
         </w:rPr>
         <w:drawing>
-          <wp:inline distT="0" distB="0" distL="0" distR="0" wp14:anchorId="72DD75AF" wp14:editId="16330CD6">
+          <wp:inline distT="0" distB="0" distL="0" distR="0" wp14:anchorId="72DD75AF" wp14:editId="45ADCD54">
             <wp:extent cx="3756454" cy="1874633"/>
             <wp:effectExtent l="0" t="0" r="3175" b="5080"/>
             <wp:docPr id="327762302" name="Picture 2"/>
@@ -8885,7 +8776,7 @@
           <w14:ligatures w14:val="standardContextual"/>
         </w:rPr>
         <w:drawing>
-          <wp:inline distT="0" distB="0" distL="0" distR="0" wp14:anchorId="1AD98CBE" wp14:editId="646F2032">
+          <wp:inline distT="0" distB="0" distL="0" distR="0" wp14:anchorId="1AD98CBE" wp14:editId="131C747E">
             <wp:extent cx="4181159" cy="4040660"/>
             <wp:effectExtent l="0" t="0" r="0" b="0"/>
             <wp:docPr id="1398893197" name="Picture 3"/>
@@ -8947,7 +8838,7 @@
           <w14:ligatures w14:val="standardContextual"/>
         </w:rPr>
         <w:drawing>
-          <wp:inline distT="0" distB="0" distL="0" distR="0" wp14:anchorId="10E2DE08" wp14:editId="6E022C6C">
+          <wp:inline distT="0" distB="0" distL="0" distR="0" wp14:anchorId="10E2DE08" wp14:editId="661A1ECC">
             <wp:extent cx="2619632" cy="2433071"/>
             <wp:effectExtent l="0" t="0" r="0" b="5715"/>
             <wp:docPr id="1983852198" name="Picture 4"/>
@@ -9081,16 +8972,7 @@
           <w:i w:val="0"/>
           <w:iCs w:val="0"/>
         </w:rPr>
-        <w:t>Table</w:t>
-      </w:r>
-      <w:r>
-        <w:rPr>
-          <w:rStyle w:val="Strong"/>
-          <w:rFonts w:cs="Times New Roman"/>
-          <w:i w:val="0"/>
-          <w:iCs w:val="0"/>
-        </w:rPr>
-        <w:t xml:space="preserve"> 1</w:t>
+        <w:t>Table 1</w:t>
       </w:r>
       <w:r>
         <w:rPr>
@@ -9197,16 +9079,7 @@
           <w:iCs w:val="0"/>
         </w:rPr>
         <w:lastRenderedPageBreak/>
-        <w:t>Table 2</w:t>
-      </w:r>
-      <w:r>
-        <w:rPr>
-          <w:rStyle w:val="Strong"/>
-          <w:rFonts w:cs="Times New Roman"/>
-          <w:i w:val="0"/>
-          <w:iCs w:val="0"/>
-        </w:rPr>
-        <w:t xml:space="preserve"> </w:t>
+        <w:t xml:space="preserve">Table 2 </w:t>
       </w:r>
       <w:r>
         <w:rPr>
@@ -9454,16 +9327,7 @@
           <w:iCs w:val="0"/>
         </w:rPr>
         <w:lastRenderedPageBreak/>
-        <w:t xml:space="preserve">Table </w:t>
-      </w:r>
-      <w:r>
-        <w:rPr>
-          <w:rStyle w:val="Strong"/>
-          <w:rFonts w:cs="Times New Roman"/>
-          <w:i w:val="0"/>
-          <w:iCs w:val="0"/>
-        </w:rPr>
-        <w:t xml:space="preserve"> 4</w:t>
+        <w:t>Table  4</w:t>
       </w:r>
       <w:r>
         <w:rPr>
@@ -9472,34 +9336,7 @@
           <w:b w:val="0"/>
           <w:bCs w:val="0"/>
         </w:rPr>
-        <w:t xml:space="preserve">: </w:t>
-      </w:r>
-      <w:r>
-        <w:rPr>
-          <w:rStyle w:val="Strong"/>
-          <w:rFonts w:cs="Times New Roman"/>
-          <w:b w:val="0"/>
-          <w:bCs w:val="0"/>
-        </w:rPr>
-        <w:t xml:space="preserve"> </w:t>
-      </w:r>
-      <w:r>
-        <w:rPr>
-          <w:rStyle w:val="Strong"/>
-          <w:rFonts w:cs="Times New Roman"/>
-          <w:b w:val="0"/>
-          <w:bCs w:val="0"/>
-        </w:rPr>
-        <w:t>E</w:t>
-      </w:r>
-      <w:r>
-        <w:rPr>
-          <w:rStyle w:val="Strong"/>
-          <w:rFonts w:cs="Times New Roman"/>
-          <w:b w:val="0"/>
-          <w:bCs w:val="0"/>
-        </w:rPr>
-        <w:t>mployed</w:t>
+        <w:t>:  Employed</w:t>
       </w:r>
     </w:p>
     <w:p>
@@ -9601,16 +9438,7 @@
           <w:i w:val="0"/>
           <w:iCs w:val="0"/>
         </w:rPr>
-        <w:t>Table</w:t>
-      </w:r>
-      <w:r>
-        <w:rPr>
-          <w:rStyle w:val="Strong"/>
-          <w:rFonts w:cs="Times New Roman"/>
-          <w:i w:val="0"/>
-          <w:iCs w:val="0"/>
-        </w:rPr>
-        <w:t xml:space="preserve"> 5</w:t>
+        <w:t>Table 5</w:t>
       </w:r>
       <w:r>
         <w:rPr>
@@ -9619,16 +9447,7 @@
           <w:b w:val="0"/>
           <w:bCs w:val="0"/>
         </w:rPr>
-        <w:t>: B</w:t>
-      </w:r>
-      <w:r>
-        <w:rPr>
-          <w:rStyle w:val="Strong"/>
-          <w:rFonts w:cs="Times New Roman"/>
-          <w:b w:val="0"/>
-          <w:bCs w:val="0"/>
-        </w:rPr>
-        <w:t>achelor</w:t>
+        <w:t>: Bachelor</w:t>
       </w:r>
     </w:p>
     <w:p>
@@ -9803,16 +9622,7 @@
           <w:iCs w:val="0"/>
         </w:rPr>
         <w:lastRenderedPageBreak/>
-        <w:t>Row 7</w:t>
-      </w:r>
-      <w:r>
-        <w:rPr>
-          <w:rStyle w:val="Strong"/>
-          <w:rFonts w:cs="Times New Roman"/>
-          <w:i w:val="0"/>
-          <w:iCs w:val="0"/>
-        </w:rPr>
-        <w:t xml:space="preserve">: </w:t>
+        <w:t xml:space="preserve">Row 7: </w:t>
       </w:r>
       <w:r>
         <w:rPr>
@@ -9821,16 +9631,7 @@
           <w:b w:val="0"/>
           <w:bCs w:val="0"/>
         </w:rPr>
-        <w:t>C</w:t>
-      </w:r>
-      <w:r>
-        <w:rPr>
-          <w:rStyle w:val="Strong"/>
-          <w:rFonts w:cs="Times New Roman"/>
-          <w:b w:val="0"/>
-          <w:bCs w:val="0"/>
-        </w:rPr>
-        <w:t>ouple</w:t>
+        <w:t>Couple</w:t>
       </w:r>
     </w:p>
     <w:p>
@@ -9957,23 +9758,7 @@
           <w:color w:val="0E2841" w:themeColor="text2"/>
         </w:rPr>
         <w:lastRenderedPageBreak/>
-        <w:t>Table</w:t>
-      </w:r>
-      <w:r>
-        <w:rPr>
-          <w:b/>
-          <w:bCs/>
-          <w:color w:val="0E2841" w:themeColor="text2"/>
-        </w:rPr>
-        <w:t xml:space="preserve"> 8</w:t>
-      </w:r>
-      <w:r>
-        <w:rPr>
-          <w:b/>
-          <w:bCs/>
-          <w:color w:val="0E2841" w:themeColor="text2"/>
-        </w:rPr>
-        <w:t xml:space="preserve">: </w:t>
+        <w:t xml:space="preserve">Table 8: </w:t>
       </w:r>
       <w:r>
         <w:rPr>
@@ -9981,15 +9766,7 @@
           <w:iCs/>
           <w:color w:val="0E2841" w:themeColor="text2"/>
         </w:rPr>
-        <w:t>F</w:t>
-      </w:r>
-      <w:r>
-        <w:rPr>
-          <w:i/>
-          <w:iCs/>
-          <w:color w:val="0E2841" w:themeColor="text2"/>
-        </w:rPr>
-        <w:t>emale</w:t>
+        <w:t>Female</w:t>
       </w:r>
     </w:p>
     <w:p>
@@ -10237,7 +10014,7 @@
           <w:i w:val="0"/>
           <w:iCs w:val="0"/>
         </w:rPr>
-        <w:t>Table</w:t>
+        <w:t>Table 10</w:t>
       </w:r>
       <w:r>
         <w:rPr>
@@ -10245,33 +10022,15 @@
           <w:rFonts w:cs="Times New Roman"/>
           <w:b/>
           <w:bCs/>
-          <w:i w:val="0"/>
-          <w:iCs w:val="0"/>
-        </w:rPr>
-        <w:t xml:space="preserve"> 10</w:t>
+        </w:rPr>
+        <w:t xml:space="preserve">: </w:t>
       </w:r>
       <w:r>
         <w:rPr>
           <w:rStyle w:val="animatingbsh3210"/>
           <w:rFonts w:cs="Times New Roman"/>
-          <w:b/>
-          <w:bCs/>
-        </w:rPr>
-        <w:t xml:space="preserve">: </w:t>
-      </w:r>
-      <w:r>
-        <w:rPr>
-          <w:rStyle w:val="animatingbsh3210"/>
-          <w:rFonts w:cs="Times New Roman"/>
-        </w:rPr>
-        <w:t>C</w:t>
-      </w:r>
-      <w:r>
-        <w:rPr>
-          <w:rStyle w:val="animatingbsh3210"/>
-          <w:rFonts w:cs="Times New Roman"/>
-        </w:rPr>
-        <w:t>ity</w:t>
+        </w:rPr>
+        <w:t>City</w:t>
       </w:r>
     </w:p>
     <w:p>
@@ -10342,31 +10101,7 @@
           <w:color w:val="0E2841" w:themeColor="text2"/>
         </w:rPr>
         <w:lastRenderedPageBreak/>
-        <w:t xml:space="preserve">Section </w:t>
-      </w:r>
-      <w:r>
-        <w:rPr>
-          <w:rStyle w:val="Strong"/>
-          <w:rFonts w:ascii="Times New Roman" w:hAnsi="Times New Roman" w:cs="Times New Roman"/>
-          <w:color w:val="0E2841" w:themeColor="text2"/>
-        </w:rPr>
-        <w:t xml:space="preserve">2.2 </w:t>
-      </w:r>
-      <w:r>
-        <w:rPr>
-          <w:rStyle w:val="Strong"/>
-          <w:rFonts w:ascii="Times New Roman" w:hAnsi="Times New Roman" w:cs="Times New Roman"/>
-          <w:color w:val="0E2841" w:themeColor="text2"/>
-        </w:rPr>
-        <w:t xml:space="preserve">: </w:t>
-      </w:r>
-      <w:r>
-        <w:rPr>
-          <w:rStyle w:val="Strong"/>
-          <w:rFonts w:ascii="Times New Roman" w:hAnsi="Times New Roman" w:cs="Times New Roman"/>
-          <w:color w:val="0E2841" w:themeColor="text2"/>
-        </w:rPr>
-        <w:t>Missing Variables</w:t>
+        <w:t>Section 2.2 : Missing Variables</w:t>
       </w:r>
       <w:bookmarkEnd w:id="14"/>
     </w:p>
@@ -10658,15 +10393,7 @@
           <w:bCs/>
         </w:rPr>
         <w:lastRenderedPageBreak/>
-        <w:t xml:space="preserve">Section </w:t>
-      </w:r>
-      <w:r>
-        <w:rPr>
-          <w:rFonts w:ascii="Times New Roman" w:hAnsi="Times New Roman" w:cs="Times New Roman"/>
-          <w:b/>
-          <w:bCs/>
-        </w:rPr>
-        <w:t>2.3 Omitted Variable Bias and Reverse Causality</w:t>
+        <w:t>Section 2.3 Omitted Variable Bias and Reverse Causality</w:t>
       </w:r>
       <w:bookmarkEnd w:id="15"/>
     </w:p>
@@ -10998,15 +10725,7 @@
           <w:bCs/>
           <w:color w:val="0E2841" w:themeColor="text2"/>
         </w:rPr>
-        <w:t>Build the synthetic average individual</w:t>
-      </w:r>
-      <w:r>
-        <w:rPr>
-          <w:b/>
-          <w:bCs/>
-          <w:color w:val="0E2841" w:themeColor="text2"/>
-        </w:rPr>
-        <w:t xml:space="preserve">: </w:t>
+        <w:t xml:space="preserve">Build the synthetic average individual: </w:t>
       </w:r>
     </w:p>
     <w:p>
@@ -11509,231 +11228,186 @@
           <w:b/>
           <w:bCs/>
         </w:rPr>
-        <w:t xml:space="preserve">Section 2.5 </w:t>
-      </w:r>
-      <w:r>
-        <w:rPr>
-          <w:rFonts w:ascii="Times New Roman" w:hAnsi="Times New Roman" w:cs="Times New Roman"/>
+        <w:t>Section 2.5 Estimating the Effect of the Medicare Levy Surcharge</w:t>
+      </w:r>
+      <w:bookmarkEnd w:id="17"/>
+    </w:p>
+    <w:p>
+      <w:pPr>
+        <w:pStyle w:val="font-claude-response-body"/>
+        <w:spacing w:line="360" w:lineRule="auto"/>
+        <w:jc w:val="both"/>
+      </w:pPr>
+      <w:r>
+        <w:t>The Medicare Levy Surcharge (MLS) is a tax penalty applied to higher-income individuals without PHI, activated at specific income thresholds. Estimating its causal effect requires a design that separates the tax-incentive effect from other factors varying with income.</w:t>
+      </w:r>
+    </w:p>
+    <w:p>
+      <w:pPr>
+        <w:pStyle w:val="font-claude-response-body"/>
+        <w:spacing w:line="360" w:lineRule="auto"/>
+        <w:jc w:val="both"/>
+      </w:pPr>
+      <w:r>
+        <w:t>A regression-discontinuity (RDD) approach is the most natural strategy. Comparing PHI uptake just above and just below the threshold isolates the MLS effect, since individuals on either side are similar in underlying characteristics but differ sharply in MLS exposure. Stavrunova and Yerokhin (2014) apply an RDD to 2008 Australian tax return data and find that PHI coverage rises by approximately 6.5 percentage points at the threshold, with the effect strongest among young taxpayers.</w:t>
+      </w:r>
+    </w:p>
+    <w:p>
+      <w:pPr>
+        <w:pStyle w:val="font-claude-response-body"/>
+        <w:spacing w:line="360" w:lineRule="auto"/>
+        <w:jc w:val="both"/>
+      </w:pPr>
+      <w:r>
+        <w:t>An alternative is a panel-data approach exploiting within-individual variation over time. Buchmueller et al. (2021) use the HILDA longitudinal survey, leveraging year-to-year income fluctuations and a 2008 reform that raised the MLS thresholds, a design closer in to difference in differences.</w:t>
+      </w:r>
+    </w:p>
+    <w:p>
+      <w:pPr>
+        <w:pStyle w:val="font-claude-response-body"/>
+        <w:spacing w:line="360" w:lineRule="auto"/>
+        <w:jc w:val="both"/>
+      </w:pPr>
+      <w:r>
+        <w:t xml:space="preserve">Three assumptions must hold, for a valid causal interpretation.First, there must be no precise manipulation of income around the threshold; Stavrunova and Yerokhin (2014) themselves document "bunching" of reported income just below the cutoff, complicating identification. Second, all other determinants of PHI uptake must vary smoothly across the threshold (for RDD) or be appropriately controlled for (for the panel-data approach). Third, the estimated effect must </w:t>
+      </w:r>
+      <w:r>
+        <w:lastRenderedPageBreak/>
+        <w:t>be isolated from concurrent policy changes (such as the PHI Rebate or LHC) that also influence uptake.</w:t>
+      </w:r>
+    </w:p>
+    <w:p>
+      <w:pPr>
+        <w:pStyle w:val="font-claude-response-body"/>
+        <w:spacing w:line="360" w:lineRule="auto"/>
+        <w:jc w:val="both"/>
+        <w:rPr>
+          <w:rStyle w:val="Strong"/>
+        </w:rPr>
+      </w:pPr>
+      <w:r>
+        <w:t>If these assumptions hold, the estimate captures the causal effect of the MLS on PHI demand. If they fail, the estimate mixes MLS exposure with underlying income-related preferences, and should be interpreted as an association rather than a causal impact.</w:t>
+      </w:r>
+    </w:p>
+    <w:p>
+      <w:pPr>
+        <w:pStyle w:val="font-claude-response-body"/>
+        <w:spacing w:line="360" w:lineRule="auto"/>
+        <w:rPr>
+          <w:rStyle w:val="Strong"/>
+        </w:rPr>
+      </w:pPr>
+    </w:p>
+    <w:p>
+      <w:pPr>
+        <w:pStyle w:val="font-claude-response-body"/>
+        <w:spacing w:line="360" w:lineRule="auto"/>
+        <w:rPr>
+          <w:rStyle w:val="Strong"/>
+        </w:rPr>
+      </w:pPr>
+    </w:p>
+    <w:p>
+      <w:pPr>
+        <w:pStyle w:val="font-claude-response-body"/>
+        <w:spacing w:line="360" w:lineRule="auto"/>
+        <w:rPr>
+          <w:rStyle w:val="Strong"/>
+        </w:rPr>
+      </w:pPr>
+    </w:p>
+    <w:p>
+      <w:pPr>
+        <w:spacing w:line="360" w:lineRule="auto"/>
+      </w:pPr>
+    </w:p>
+    <w:p>
+      <w:pPr>
+        <w:spacing w:line="360" w:lineRule="auto"/>
+      </w:pPr>
+    </w:p>
+    <w:p>
+      <w:pPr>
+        <w:spacing w:line="360" w:lineRule="auto"/>
+      </w:pPr>
+    </w:p>
+    <w:p>
+      <w:pPr>
+        <w:spacing w:line="360" w:lineRule="auto"/>
+      </w:pPr>
+    </w:p>
+    <w:p>
+      <w:pPr>
+        <w:spacing w:line="360" w:lineRule="auto"/>
+      </w:pPr>
+    </w:p>
+    <w:p>
+      <w:pPr>
+        <w:spacing w:line="360" w:lineRule="auto"/>
+      </w:pPr>
+    </w:p>
+    <w:p>
+      <w:pPr>
+        <w:spacing w:line="360" w:lineRule="auto"/>
+      </w:pPr>
+    </w:p>
+    <w:p>
+      <w:pPr>
+        <w:spacing w:line="360" w:lineRule="auto"/>
+      </w:pPr>
+    </w:p>
+    <w:p>
+      <w:pPr>
+        <w:spacing w:line="360" w:lineRule="auto"/>
+      </w:pPr>
+    </w:p>
+    <w:p>
+      <w:pPr>
+        <w:spacing w:line="360" w:lineRule="auto"/>
+      </w:pPr>
+    </w:p>
+    <w:p>
+      <w:pPr>
+        <w:spacing w:line="360" w:lineRule="auto"/>
+      </w:pPr>
+    </w:p>
+    <w:p>
+      <w:pPr>
+        <w:spacing w:line="360" w:lineRule="auto"/>
+      </w:pPr>
+    </w:p>
+    <w:p>
+      <w:pPr>
+        <w:spacing w:line="360" w:lineRule="auto"/>
+      </w:pPr>
+    </w:p>
+    <w:p>
+      <w:pPr>
+        <w:spacing w:line="360" w:lineRule="auto"/>
+        <w:jc w:val="both"/>
+      </w:pPr>
+    </w:p>
+    <w:p>
+      <w:pPr>
+        <w:spacing w:line="360" w:lineRule="auto"/>
+        <w:jc w:val="both"/>
+      </w:pPr>
+    </w:p>
+    <w:p>
+      <w:pPr>
+        <w:spacing w:line="360" w:lineRule="auto"/>
+        <w:jc w:val="both"/>
+        <w:rPr>
           <w:b/>
           <w:bCs/>
         </w:rPr>
-        <w:t>Estimating the Effect of the Medicare Levy Surcharge</w:t>
-      </w:r>
-      <w:bookmarkEnd w:id="17"/>
-    </w:p>
-    <w:p>
-      <w:pPr>
-        <w:pStyle w:val="font-claude-response-body"/>
-        <w:spacing w:line="360" w:lineRule="auto"/>
-        <w:jc w:val="both"/>
-      </w:pPr>
-      <w:r>
-        <w:t>The Medicare Levy Surcharge (MLS) is a tax penalty applied to higher-income individuals without PHI, activated at specific income thresholds</w:t>
-      </w:r>
-      <w:r>
-        <w:t xml:space="preserve">. </w:t>
-      </w:r>
-      <w:r>
-        <w:t>Estimating its causal effect requires a design that separates the tax-incentive effect from other factors varying with income.</w:t>
-      </w:r>
-    </w:p>
-    <w:p>
-      <w:pPr>
-        <w:pStyle w:val="font-claude-response-body"/>
-        <w:spacing w:line="360" w:lineRule="auto"/>
-        <w:jc w:val="both"/>
-      </w:pPr>
-      <w:r>
-        <w:t>A regression-discontinuity (RDD) approach is the most natural strategy. Comparing PHI uptake just above and just below the threshold isolates the MLS effect, since individuals on either side are similar in underlying characteristics but differ sharply in MLS exposure. Stavrunova and Yerokhin (2014) apply an RDD to 2008 Australian tax return data and find that PHI coverage rises by approximately 6.5 percentage points at the threshold, with the effect strongest among young taxpayers.</w:t>
-      </w:r>
-    </w:p>
-    <w:p>
-      <w:pPr>
-        <w:pStyle w:val="font-claude-response-body"/>
-        <w:spacing w:line="360" w:lineRule="auto"/>
-        <w:jc w:val="both"/>
-      </w:pPr>
-      <w:r>
-        <w:t>An alternative is a panel-data approach exploiting within-individual variation over time. Buchmueller et al. (2021) use the HILDA longitudinal survey, leveraging year-to-year income fluctuations and a 2008 reform that raised the MLS thresholds</w:t>
-      </w:r>
-      <w:r>
-        <w:t xml:space="preserve">, </w:t>
-      </w:r>
-      <w:r>
-        <w:t>a design closer in to difference</w:t>
-      </w:r>
-      <w:r>
-        <w:t xml:space="preserve"> in </w:t>
-      </w:r>
-      <w:r>
-        <w:t>differences.</w:t>
-      </w:r>
-    </w:p>
-    <w:p>
-      <w:pPr>
-        <w:pStyle w:val="font-claude-response-body"/>
-        <w:spacing w:line="360" w:lineRule="auto"/>
-        <w:jc w:val="both"/>
-      </w:pPr>
-      <w:r>
-        <w:t>Three assumptions must hold</w:t>
-      </w:r>
-      <w:r>
-        <w:t xml:space="preserve">, </w:t>
-      </w:r>
-      <w:r>
-        <w:t>for a valid causal interpretation</w:t>
-      </w:r>
-      <w:r>
-        <w:t>.</w:t>
-      </w:r>
-      <w:r>
-        <w:t xml:space="preserve">First, there must be no precise manipulation of income around the threshold; Stavrunova and Yerokhin (2014) themselves document "bunching" of reported income just below the cutoff, complicating identification. Second, all other determinants of PHI uptake must vary smoothly across the threshold (for RDD) or be appropriately controlled for (for the panel-data approach). Third, the estimated effect must </w:t>
-      </w:r>
-      <w:r>
-        <w:lastRenderedPageBreak/>
-        <w:t>be isolated from concurrent policy changes (such as the PHI Rebate or LHC) that also influence uptake.</w:t>
-      </w:r>
-    </w:p>
-    <w:p>
-      <w:pPr>
-        <w:pStyle w:val="font-claude-response-body"/>
-        <w:spacing w:line="360" w:lineRule="auto"/>
-        <w:jc w:val="both"/>
-        <w:rPr>
-          <w:rStyle w:val="Strong"/>
-        </w:rPr>
-      </w:pPr>
-      <w:r>
-        <w:t>If these assumptions hold, the estimate captures the causal effect of the MLS on PHI demand. If they fail, the estimate mixes MLS exposure with underlying income-related preferences, and should be interpreted as an association rather than a causal impact.</w:t>
-      </w:r>
-    </w:p>
-    <w:p>
-      <w:pPr>
-        <w:pStyle w:val="font-claude-response-body"/>
-        <w:spacing w:line="360" w:lineRule="auto"/>
-        <w:rPr>
-          <w:rStyle w:val="Strong"/>
-        </w:rPr>
-      </w:pPr>
-    </w:p>
-    <w:p>
-      <w:pPr>
-        <w:pStyle w:val="font-claude-response-body"/>
-        <w:spacing w:line="360" w:lineRule="auto"/>
-        <w:rPr>
-          <w:rStyle w:val="Strong"/>
-        </w:rPr>
-      </w:pPr>
-    </w:p>
-    <w:p>
-      <w:pPr>
-        <w:pStyle w:val="font-claude-response-body"/>
-        <w:spacing w:line="360" w:lineRule="auto"/>
-        <w:rPr>
-          <w:rStyle w:val="Strong"/>
-        </w:rPr>
-      </w:pPr>
-    </w:p>
-    <w:p>
-      <w:pPr>
-        <w:spacing w:line="360" w:lineRule="auto"/>
-      </w:pPr>
-    </w:p>
-    <w:p>
-      <w:pPr>
-        <w:spacing w:line="360" w:lineRule="auto"/>
-      </w:pPr>
-    </w:p>
-    <w:p>
-      <w:pPr>
-        <w:spacing w:line="360" w:lineRule="auto"/>
-      </w:pPr>
-    </w:p>
-    <w:p>
-      <w:pPr>
-        <w:spacing w:line="360" w:lineRule="auto"/>
-      </w:pPr>
-    </w:p>
-    <w:p>
-      <w:pPr>
-        <w:spacing w:line="360" w:lineRule="auto"/>
-      </w:pPr>
-    </w:p>
-    <w:p>
-      <w:pPr>
-        <w:spacing w:line="360" w:lineRule="auto"/>
-      </w:pPr>
-    </w:p>
-    <w:p>
-      <w:pPr>
-        <w:spacing w:line="360" w:lineRule="auto"/>
-      </w:pPr>
-    </w:p>
-    <w:p>
-      <w:pPr>
-        <w:spacing w:line="360" w:lineRule="auto"/>
-      </w:pPr>
-    </w:p>
-    <w:p>
-      <w:pPr>
-        <w:spacing w:line="360" w:lineRule="auto"/>
-      </w:pPr>
-    </w:p>
-    <w:p>
-      <w:pPr>
-        <w:spacing w:line="360" w:lineRule="auto"/>
-      </w:pPr>
-    </w:p>
-    <w:p>
-      <w:pPr>
-        <w:spacing w:line="360" w:lineRule="auto"/>
-      </w:pPr>
-    </w:p>
-    <w:p>
-      <w:pPr>
-        <w:spacing w:line="360" w:lineRule="auto"/>
-      </w:pPr>
-    </w:p>
-    <w:p>
-      <w:pPr>
-        <w:spacing w:line="360" w:lineRule="auto"/>
-      </w:pPr>
-    </w:p>
-    <w:p>
-      <w:pPr>
-        <w:spacing w:line="360" w:lineRule="auto"/>
-        <w:jc w:val="both"/>
-      </w:pPr>
-    </w:p>
-    <w:p>
-      <w:pPr>
-        <w:spacing w:line="360" w:lineRule="auto"/>
-        <w:jc w:val="both"/>
-      </w:pPr>
-    </w:p>
-    <w:p>
-      <w:pPr>
-        <w:spacing w:line="360" w:lineRule="auto"/>
-        <w:jc w:val="both"/>
+      </w:pPr>
+      <w:r>
         <w:rPr>
           <w:b/>
           <w:bCs/>
         </w:rPr>
-      </w:pPr>
-      <w:r>
-        <w:rPr>
-          <w:b/>
-          <w:bCs/>
-        </w:rPr>
-        <w:t>Reference</w:t>
-      </w:r>
-      <w:r>
-        <w:rPr>
-          <w:b/>
-          <w:bCs/>
-        </w:rPr>
-        <w:t xml:space="preserve">: </w:t>
+        <w:t xml:space="preserve">Reference: </w:t>
       </w:r>
     </w:p>
     <w:p>
@@ -14312,6 +13986,18 @@
       <w:szCs w:val="20"/>
     </w:rPr>
   </w:style>
+  <w:style w:type="character" w:styleId="UnresolvedMention">
+    <w:name w:val="Unresolved Mention"/>
+    <w:basedOn w:val="DefaultParagraphFont"/>
+    <w:uiPriority w:val="99"/>
+    <w:semiHidden/>
+    <w:unhideWhenUsed/>
+    <w:rsid w:val="009C16EB"/>
+    <w:rPr>
+      <w:color w:val="605E5C"/>
+      <w:shd w:val="clear" w:color="auto" w:fill="E1DFDD"/>
+    </w:rPr>
+  </w:style>
 </w:styles>
 </file>
 
